--- a/docs/development/releases/v1.12.0/sprint-124-word-preview-fidelity/research/corpus/word/04-images.docx
+++ b/docs/development/releases/v1.12.0/sprint-124-word-preview-fidelity/research/corpus/word/04-images.docx
@@ -24,7 +24,7 @@
           <w:noProof/>
         </w:rPr>
         <w:drawing>
-          <wp:inline distT="0" distB="0" distL="0" distR="0" wp14:anchorId="2906F2D3" wp14:editId="0A9E5409">
+          <wp:inline distT="0" distB="0" distL="0" distR="0" wp14:anchorId="6FDBF1B6" wp14:editId="63D4BD24">
             <wp:extent cx="3810000" cy="2286000"/>
             <wp:effectExtent l="0" t="0" r="0" b="0"/>
             <wp:docPr id="1" name="Picture 1"/>
@@ -77,7 +77,7 @@
           <w:noProof/>
         </w:rPr>
         <w:drawing>
-          <wp:anchor distT="0" distB="0" distL="114300" distR="114300" simplePos="0" relativeHeight="1524000" behindDoc="0" locked="0" layoutInCell="1" allowOverlap="1" wp14:anchorId="770A8667" wp14:editId="69D312E7">
+          <wp:anchor distT="0" distB="0" distL="114300" distR="114300" simplePos="0" relativeHeight="1524000" behindDoc="0" locked="0" layoutInCell="1" allowOverlap="1" wp14:anchorId="7368E8D0" wp14:editId="1AB8727E">
             <wp:simplePos x="0" y="0"/>
             <wp:positionH relativeFrom="margin">
               <wp:align>right</wp:align>
@@ -88,7 +88,7 @@
             <wp:extent cx="1524000" cy="1524000"/>
             <wp:effectExtent l="0" t="0" r="0" b="0"/>
             <wp:wrapSquare wrapText="bothSides" distT="0" distB="0" distL="114300" distR="114300"/>
-            <wp:docPr id="1887513838" name="Picture 1887513838"/>
+            <wp:docPr id="1977531721" name="Picture 1977531721"/>
             <wp:cNvGraphicFramePr>
               <a:graphicFrameLocks xmlns:a="http://schemas.openxmlformats.org/drawingml/2006/main" noChangeAspect="1"/>
             </wp:cNvGraphicFramePr>
@@ -164,7 +164,7 @@
           <w:left w:w="10" w:type="dxa"/>
           <w:right w:w="10" w:type="dxa"/>
         </w:tblCellMar>
-        <w:tblLook w:val="04A0" w:firstRow="1" w:lastRow="0" w:firstColumn="1" w:lastColumn="0" w:noHBand="0" w:noVBand="1"/>
+        <w:tblLook w:val="0000" w:firstRow="0" w:lastRow="0" w:firstColumn="0" w:lastColumn="0" w:noHBand="0" w:noVBand="0"/>
       </w:tblPr>
       <w:tblGrid>
         <w:gridCol w:w="3620"/>
@@ -187,10 +187,10 @@
                 <w:noProof/>
               </w:rPr>
               <w:drawing>
-                <wp:inline distT="0" distB="0" distL="0" distR="0" wp14:anchorId="618920ED" wp14:editId="64C10B59">
+                <wp:inline distT="0" distB="0" distL="0" distR="0" wp14:anchorId="310D1A13" wp14:editId="5EAE1D9F">
                   <wp:extent cx="2286000" cy="1143000"/>
                   <wp:effectExtent l="0" t="0" r="0" b="0"/>
-                  <wp:docPr id="1079002992" name="Picture 1079002992"/>
+                  <wp:docPr id="1699230717" name="Picture 1699230717"/>
                   <wp:cNvGraphicFramePr>
                     <a:graphicFrameLocks xmlns:a="http://schemas.openxmlformats.org/drawingml/2006/main" noChangeAspect="1"/>
                   </wp:cNvGraphicFramePr>
@@ -253,10 +253,10 @@
 <file path=word/numbering.xml><?xml version="1.0" encoding="utf-8"?>
 <w:numbering xmlns:wpc="http://schemas.microsoft.com/office/word/2010/wordprocessingCanvas" xmlns:cx="http://schemas.microsoft.com/office/drawing/2014/chartex" xmlns:cx1="http://schemas.microsoft.com/office/drawing/2015/9/8/chartex" xmlns:cx2="http://schemas.microsoft.com/office/drawing/2015/10/21/chartex" xmlns:cx3="http://schemas.microsoft.com/office/drawing/2016/5/9/chartex" xmlns:cx4="http://schemas.microsoft.com/office/drawing/2016/5/10/chartex" xmlns:cx5="http://schemas.microsoft.com/office/drawing/2016/5/11/chartex" xmlns:cx6="http://schemas.microsoft.com/office/drawing/2016/5/12/chartex" xmlns:cx7="http://schemas.microsoft.com/office/drawing/2016/5/13/chartex" xmlns:cx8="http://schemas.microsoft.com/office/drawing/2016/5/14/chartex" xmlns:mc="http://schemas.openxmlformats.org/markup-compatibility/2006" xmlns:m="http://schemas.openxmlformats.org/officeDocument/2006/math" xmlns:aink="http://schemas.microsoft.com/office/drawing/2016/ink" xmlns:am3d="http://schemas.microsoft.com/office/drawing/2017/model3d" xmlns:oel="http://schemas.microsoft.com/office/2019/extlst" xmlns:r="http://schemas.openxmlformats.org/officeDocument/2006/relationships" xmlns:wp14="http://schemas.microsoft.com/office/word/2010/wordprocessingDrawing" xmlns:wp="http://schemas.openxmlformats.org/drawingml/2006/wordprocessingDrawing" xmlns:wpg="http://schemas.microsoft.com/office/word/2010/wordprocessingGroup" xmlns:wpi="http://schemas.microsoft.com/office/word/2010/wordprocessingInk" xmlns:wps="http://schemas.microsoft.com/office/word/2010/wordprocessingShape" xmlns:o="urn:schemas-microsoft-com:office:office" xmlns:v="urn:schemas-microsoft-com:vml" xmlns:w10="urn:schemas-microsoft-com:office:word" xmlns:w="http://schemas.openxmlformats.org/wordprocessingml/2006/main" xmlns:w14="http://schemas.microsoft.com/office/word/2010/wordml" xmlns:w15="http://schemas.microsoft.com/office/word/2012/wordml" xmlns:w16cex="http://schemas.microsoft.com/office/word/2018/wordml/cex" xmlns:w16cid="http://schemas.microsoft.com/office/word/2016/wordml/cid" xmlns:w16="http://schemas.microsoft.com/office/word/2018/wordml" xmlns:w16sdtdh="http://schemas.microsoft.com/office/word/2020/wordml/sdtdatahash" xmlns:w16sdtfl="http://schemas.microsoft.com/office/word/2024/wordml/sdtformatlock" xmlns:w16se="http://schemas.microsoft.com/office/word/2015/wordml/symex" xmlns:w16du="http://schemas.microsoft.com/office/word/2023/wordml/word16du" xmlns:wne="http://schemas.microsoft.com/office/word/2006/wordml" mc:Ignorable="w14 w15 w16se w16cid w16 w16cex w16sdtdh w16sdtfl w16du wp14">
   <w:abstractNum w:abstractNumId="0" w15:restartNumberingAfterBreak="0">
-    <w:nsid w:val="24AE60EF"/>
+    <w:nsid w:val="0C216CCE"/>
     <w:multiLevelType w:val="hybridMultilevel"/>
-    <w:tmpl w:val="F3106C80"/>
-    <w:lvl w:ilvl="0" w:tplc="C3DAF6F0">
+    <w:tmpl w:val="F30A7FF2"/>
+    <w:lvl w:ilvl="0" w:tplc="08AAD914">
       <w:start w:val="1"/>
       <w:numFmt w:val="bullet"/>
       <w:lvlText w:val="●"/>
@@ -265,7 +265,7 @@
         <w:ind w:left="720" w:hanging="360"/>
       </w:pPr>
     </w:lvl>
-    <w:lvl w:ilvl="1" w:tplc="FF5636D8">
+    <w:lvl w:ilvl="1" w:tplc="4FE42C18">
       <w:start w:val="1"/>
       <w:numFmt w:val="bullet"/>
       <w:lvlText w:val="○"/>
@@ -274,7 +274,7 @@
         <w:ind w:left="1440" w:hanging="360"/>
       </w:pPr>
     </w:lvl>
-    <w:lvl w:ilvl="2" w:tplc="6632164A">
+    <w:lvl w:ilvl="2" w:tplc="EC5AFD18">
       <w:start w:val="1"/>
       <w:numFmt w:val="bullet"/>
       <w:lvlText w:val="■"/>
@@ -283,7 +283,7 @@
         <w:ind w:left="2160" w:hanging="360"/>
       </w:pPr>
     </w:lvl>
-    <w:lvl w:ilvl="3" w:tplc="525282E6">
+    <w:lvl w:ilvl="3" w:tplc="2FDED18E">
       <w:start w:val="1"/>
       <w:numFmt w:val="bullet"/>
       <w:lvlText w:val="●"/>
@@ -292,7 +292,7 @@
         <w:ind w:left="2880" w:hanging="360"/>
       </w:pPr>
     </w:lvl>
-    <w:lvl w:ilvl="4" w:tplc="3DA2033C">
+    <w:lvl w:ilvl="4" w:tplc="C6449908">
       <w:start w:val="1"/>
       <w:numFmt w:val="bullet"/>
       <w:lvlText w:val="○"/>
@@ -301,7 +301,7 @@
         <w:ind w:left="3600" w:hanging="360"/>
       </w:pPr>
     </w:lvl>
-    <w:lvl w:ilvl="5" w:tplc="592A126A">
+    <w:lvl w:ilvl="5" w:tplc="3E222540">
       <w:start w:val="1"/>
       <w:numFmt w:val="bullet"/>
       <w:lvlText w:val="■"/>
@@ -310,7 +310,7 @@
         <w:ind w:left="4320" w:hanging="360"/>
       </w:pPr>
     </w:lvl>
-    <w:lvl w:ilvl="6" w:tplc="D0340674">
+    <w:lvl w:ilvl="6" w:tplc="60ECDAC0">
       <w:start w:val="1"/>
       <w:numFmt w:val="bullet"/>
       <w:lvlText w:val="●"/>
@@ -319,7 +319,7 @@
         <w:ind w:left="5040" w:hanging="360"/>
       </w:pPr>
     </w:lvl>
-    <w:lvl w:ilvl="7" w:tplc="CFC687D4">
+    <w:lvl w:ilvl="7" w:tplc="8592966A">
       <w:start w:val="1"/>
       <w:numFmt w:val="bullet"/>
       <w:lvlText w:val="●"/>
@@ -328,7 +328,7 @@
         <w:ind w:left="5760" w:hanging="360"/>
       </w:pPr>
     </w:lvl>
-    <w:lvl w:ilvl="8" w:tplc="57E8B8DE">
+    <w:lvl w:ilvl="8" w:tplc="F44E0BB0">
       <w:start w:val="1"/>
       <w:numFmt w:val="bullet"/>
       <w:lvlText w:val="●"/>
@@ -338,7 +338,7 @@
       </w:pPr>
     </w:lvl>
   </w:abstractNum>
-  <w:num w:numId="1" w16cid:durableId="1984769005">
+  <w:num w:numId="1" w16cid:durableId="54668515">
     <w:abstractNumId w:val="0"/>
     <w:lvlOverride w:ilvl="0">
       <w:startOverride w:val="1"/>
